--- a/files/ByungjunKim_CV_2607.docx
+++ b/files/ByungjunKim_CV_2607.docx
@@ -5939,6 +5939,39 @@
         </w:rPr>
         <w:lastRenderedPageBreak/>
         <w:t>Grants &amp; Funded Projects</w:t>
+      </w:r>
+    </w:p>
+    <w:p>
+      <w:pPr>
+        <w:pStyle w:val="a4"/>
+        <w:numPr>
+          <w:ilvl w:val="0"/>
+          <w:numId w:val="2"/>
+        </w:numPr>
+        <w:spacing w:after="70"/>
+        <w:rPr>
+          <w:rFonts w:ascii="Pretendard" w:eastAsia="Pretendard" w:hAnsi="Pretendard"/>
+          <w:sz w:val="20"/>
+          <w:szCs w:val="20"/>
+        </w:rPr>
+      </w:pPr>
+      <w:r>
+        <w:rPr>
+          <w:rFonts w:ascii="Pretendard" w:eastAsia="Pretendard" w:hAnsi="Pretendard"/>
+          <w:b/>
+          <w:bCs/>
+          <w:sz w:val="20"/>
+          <w:szCs w:val="20"/>
+        </w:rPr>
+        <w:t xml:space="preserve">(PI) </w:t>
+      </w:r>
+      <w:r>
+        <w:rPr>
+          <w:rFonts w:ascii="Pretendard" w:eastAsia="Pretendard" w:hAnsi="Pretendard"/>
+          <w:sz w:val="20"/>
+          <w:szCs w:val="20"/>
+        </w:rPr>
+        <w:t xml:space="preserve">The Gobaek (Confession) Benchmark: An Evaluation Dataset for Self-Rationalization of Colonial Male Intellectual Personas. Research–Education Linkage Program, The Academy of Korean Studies. KRW 16,000,000. Sep. 2026 – Feb. 2027.</w:t>
       </w:r>
     </w:p>
     <w:p>
